--- a/SYNAPSE项目说明书.docx
+++ b/SYNAPSE项目说明书.docx
@@ -32089,7 +32089,7 @@
                 <w:rFonts w:ascii="Times New Roman" w:hAnsi="Times New Roman"/>
                 <w:sz w:val="18"/>
               </w:rPr>
-              <w:t>0.524</w:t>
+              <w:t>—</w:t>
             </w:r>
           </w:p>
         </w:tc>
@@ -32126,7 +32126,7 @@
                 <w:rFonts w:ascii="Times New Roman" w:hAnsi="Times New Roman"/>
                 <w:sz w:val="18"/>
               </w:rPr>
-              <w:t>0.857</w:t>
+              <w:t>—</w:t>
             </w:r>
           </w:p>
         </w:tc>
